--- a/docs/general-english/A1/build/EFDL-A1-AnswerKey-u01-20.docx
+++ b/docs/general-english/A1/build/EFDL-A1-AnswerKey-u01-20.docx
@@ -2,7 +2,69 @@
 <file path=word/document.xml><?xml version="1.0" encoding="utf-8"?>
 <w:document xmlns:w="http://schemas.openxmlformats.org/wordprocessingml/2006/main" xmlns:m="http://schemas.openxmlformats.org/officeDocument/2006/math" xmlns:r="http://schemas.openxmlformats.org/officeDocument/2006/relationships" xmlns:o="urn:schemas-microsoft-com:office:office" xmlns:v="urn:schemas-microsoft-com:vml" xmlns:w10="urn:schemas-microsoft-com:office:word" xmlns:a="http://schemas.openxmlformats.org/drawingml/2006/main" xmlns:pic="http://schemas.openxmlformats.org/drawingml/2006/picture" xmlns:wp="http://schemas.openxmlformats.org/drawingml/2006/wordprocessingDrawing">
   <w:body>
-    <w:bookmarkStart w:id="21" w:name="english-for-daily-life"/>
+    <w:p>
+      <w:pPr>
+        <w:sectPr>
+          <w:pgSz w:w="12240" w:h="15840"/>
+          <w:pgMar w:top="0" w:right="0" w:bottom="0" w:left="0" w:header="0" w:footer="0" w:gutter="0"/>
+        </w:sectPr>
+        <w:rPr>
+          <w:sz w:val="2"/>
+          <w:szCs w:val="2"/>
+        </w:rPr>
+        <w:pStyle w:val="FirstParagraph"/>
+        <w:keepNext/>
+        <w:spacing w:before="0" w:after="0" w:line="240" w:lineRule="auto"/>
+        <w:ind w:left="0" w:right="0" w:firstLine="0"/>
+      </w:pPr>
+      <w:r>
+        <w:rPr>
+          <w:sz w:val="2"/>
+          <w:szCs w:val="2"/>
+        </w:rPr>
+        <w:drawing>
+          <wp:inline>
+            <wp:extent cx="7772400" cy="10058400"/>
+            <wp:effectExtent b="0" l="0" r="0" t="0"/>
+            <wp:docPr descr="" title="" id="21" name="Picture"/>
+            <a:graphic>
+              <a:graphicData uri="http://schemas.openxmlformats.org/drawingml/2006/picture">
+                <pic:pic>
+                  <pic:nvPicPr>
+                    <pic:cNvPr descr="/home/user/Animated-Courses/docs/general-english/A1/figures/a11/cover-ak-front.png" id="22" name="Picture"/>
+                    <pic:cNvPicPr>
+                      <a:picLocks noChangeArrowheads="1" noChangeAspect="1"/>
+                    </pic:cNvPicPr>
+                  </pic:nvPicPr>
+                  <pic:blipFill>
+                    <a:blip r:embed="rId20"/>
+                    <a:stretch>
+                      <a:fillRect/>
+                    </a:stretch>
+                  </pic:blipFill>
+                  <pic:spPr bwMode="auto">
+                    <a:xfrm>
+                      <a:off x="0" y="0"/>
+                      <a:ext cx="7772400" cy="10058400"/>
+                    </a:xfrm>
+                    <a:prstGeom prst="rect">
+                      <a:avLst/>
+                    </a:prstGeom>
+                    <a:noFill/>
+                    <a:ln w="9525">
+                      <a:noFill/>
+                      <a:headEnd/>
+                      <a:tailEnd/>
+                    </a:ln>
+                  </pic:spPr>
+                </pic:pic>
+              </a:graphicData>
+            </a:graphic>
+          </wp:inline>
+        </w:drawing>
+      </w:r>
+    </w:p>
+    <w:bookmarkStart w:id="27" w:name="english-for-daily-life"/>
     <w:p>
       <w:pPr>
         <w:pStyle w:val="Heading1"/>
@@ -11,7 +73,7 @@
         <w:t xml:space="preserve">English for Daily Life</w:t>
       </w:r>
     </w:p>
-    <w:bookmarkStart w:id="20" w:name="a1-answer-key"/>
+    <w:bookmarkStart w:id="26" w:name="a1-answer-key"/>
     <w:p>
       <w:pPr>
         <w:pStyle w:val="Heading2"/>
@@ -20571,9 +20633,82 @@
         <w:t xml:space="preserve">Learner’s own answers.</w:t>
       </w:r>
     </w:p>
-    <w:bookmarkEnd w:id="20"/>
-    <w:bookmarkEnd w:id="21"/>
-    <w:sectPr/>
+    <w:p>
+      <w:pPr>
+        <w:keepNext/>
+        <w:sectPr>
+          <w:pgSz w:w="12240" w:h="15840"/>
+          <w:pgMar w:top="1440" w:right="1440" w:bottom="1440" w:left="1440" w:header="0" w:footer="0" w:gutter="0"/>
+        </w:sectPr>
+      </w:pPr>
+      <w:r>
+        <w:br w:type="page"/>
+      </w:r>
+    </w:p>
+    <w:p>
+      <w:pPr>
+        <w:rPr>
+          <w:sz w:val="2"/>
+          <w:szCs w:val="2"/>
+        </w:rPr>
+        <w:pStyle w:val="BodyText"/>
+        <w:keepNext/>
+        <w:spacing w:before="0" w:after="0" w:line="240" w:lineRule="auto"/>
+        <w:ind w:left="0" w:right="0" w:firstLine="0"/>
+      </w:pPr>
+      <w:r>
+        <w:rPr>
+          <w:sz w:val="2"/>
+          <w:szCs w:val="2"/>
+        </w:rPr>
+        <w:drawing>
+          <wp:inline>
+            <wp:extent cx="7772400" cy="10058400"/>
+            <wp:effectExtent b="0" l="0" r="0" t="0"/>
+            <wp:docPr descr="" title="" id="24" name="Picture"/>
+            <a:graphic>
+              <a:graphicData uri="http://schemas.openxmlformats.org/drawingml/2006/picture">
+                <pic:pic>
+                  <pic:nvPicPr>
+                    <pic:cNvPr descr="/home/user/Animated-Courses/docs/general-english/A1/figures/a11/cover-ak-back.png" id="25" name="Picture"/>
+                    <pic:cNvPicPr>
+                      <a:picLocks noChangeArrowheads="1" noChangeAspect="1"/>
+                    </pic:cNvPicPr>
+                  </pic:nvPicPr>
+                  <pic:blipFill>
+                    <a:blip r:embed="rId23"/>
+                    <a:stretch>
+                      <a:fillRect/>
+                    </a:stretch>
+                  </pic:blipFill>
+                  <pic:spPr bwMode="auto">
+                    <a:xfrm>
+                      <a:off x="0" y="0"/>
+                      <a:ext cx="7772400" cy="10058400"/>
+                    </a:xfrm>
+                    <a:prstGeom prst="rect">
+                      <a:avLst/>
+                    </a:prstGeom>
+                    <a:noFill/>
+                    <a:ln w="9525">
+                      <a:noFill/>
+                      <a:headEnd/>
+                      <a:tailEnd/>
+                    </a:ln>
+                  </pic:spPr>
+                </pic:pic>
+              </a:graphicData>
+            </a:graphic>
+          </wp:inline>
+        </w:drawing>
+      </w:r>
+    </w:p>
+    <w:bookmarkEnd w:id="26"/>
+    <w:bookmarkEnd w:id="27"/>
+    <w:sectPr>
+      <w:pgSz w:w="12240" w:h="15840"/>
+      <w:pgMar w:top="0" w:right="0" w:bottom="0" w:left="0" w:header="0" w:footer="0" w:gutter="0"/>
+    </w:sectPr>
   </w:body>
 </w:document>
 </file>
